--- a/03_DISENO/09_DISENO_DE_INTERFACES_Y_NAVEGACION.docx
+++ b/03_DISENO/09_DISENO_DE_INTERFACES_Y_NAVEGACION.docx
@@ -4980,14 +4980,10 @@
           <w:b/>
           <w:bCs/>
         </w:rPr>
-        <w:t xml:space="preserve">Pantallas inexistentes [OBS]:</w:t>
-      </w:r>
-      <w:r>
-        <w:t xml:space="preserve"> no hay interfaz para ver/editar el perfil, cambiar el correo, cerrar todas las sesiones ni solicitar corrección/eliminación de datos (BUG</w:t>
-        <w:noBreakHyphen/>
-        <w:t xml:space="preserve">004), ni para que el staff resuelva esas solicitudes (BUG</w:t>
-        <w:noBreakHyphen/>
-        <w:t xml:space="preserve">005), ni para consultar la auditoría (</w:t>
+        <w:t xml:space="preserve">Pantallas agregadas el 2026-10-16 [OBS]:</w:t>
+      </w:r>
+      <w:r>
+        <w:t xml:space="preserve"> </w:t>
       </w:r>
       <w:r>
         <w:rPr>
@@ -4996,10 +4992,50 @@
           <w:szCs w:val="19"/>
           <w:shd w:fill="F1F5F9" w:color="auto" w:val="clear"/>
         </w:rPr>
-        <w:t xml:space="preserve">/api/auditoria</w:t>
-      </w:r>
-      <w:r>
-        <w:t xml:space="preserve"> no se llama desde el frontend).</w:t>
+        <w:t xml:space="preserve">mi-cuenta.html</w:t>
+      </w:r>
+      <w:r>
+        <w:t xml:space="preserve"> (perfil, cambio de correo, enlace al cambio de contraseña, cerrar todas las sesiones y solicitudes de corrección o eliminación; corrige BUG</w:t>
+        <w:noBreakHyphen/>
+        <w:t xml:space="preserve">004), </w:t>
+      </w:r>
+      <w:r>
+        <w:rPr>
+          <w:rFonts w:ascii="Consolas" w:cs="Consolas" w:eastAsia="Consolas" w:hAnsi="Consolas"/>
+          <w:sz w:val="19"/>
+          <w:szCs w:val="19"/>
+          <w:shd w:fill="F1F5F9" w:color="auto" w:val="clear"/>
+        </w:rPr>
+        <w:t xml:space="preserve">admin-contacto.html</w:t>
+      </w:r>
+      <w:r>
+        <w:t xml:space="preserve"> (PQRS y, en la pestaña "Datos de cuenta", la resolución de esas solicitudes; corrige BUG</w:t>
+        <w:noBreakHyphen/>
+        <w:t xml:space="preserve">005), </w:t>
+      </w:r>
+      <w:r>
+        <w:rPr>
+          <w:rFonts w:ascii="Consolas" w:cs="Consolas" w:eastAsia="Consolas" w:hAnsi="Consolas"/>
+          <w:sz w:val="19"/>
+          <w:szCs w:val="19"/>
+          <w:shd w:fill="F1F5F9" w:color="auto" w:val="clear"/>
+        </w:rPr>
+        <w:t xml:space="preserve">admin-auditoria.html</w:t>
+      </w:r>
+      <w:r>
+        <w:t xml:space="preserve"> (auditoría con filtros) y </w:t>
+      </w:r>
+      <w:r>
+        <w:rPr>
+          <w:rFonts w:ascii="Consolas" w:cs="Consolas" w:eastAsia="Consolas" w:hAnsi="Consolas"/>
+          <w:sz w:val="19"/>
+          <w:szCs w:val="19"/>
+          <w:shd w:fill="F1F5F9" w:color="auto" w:val="clear"/>
+        </w:rPr>
+        <w:t xml:space="preserve">admin-reportes-clientes.html</w:t>
+      </w:r>
+      <w:r>
+        <w:t xml:space="preserve"> (reportes de los clientes). Se abren desde el menú de la cuenta.</w:t>
       </w:r>
     </w:p>
     <w:p>
@@ -5041,7 +5077,7 @@
           <wp:inline distT="0" distB="0" distL="0" distR="0">
             <wp:extent cx="8572500" cy="7038975"/>
             <wp:effectExtent t="0" r="0" b="0" l="0"/>
-            <wp:docPr id="36" name="diagrama" descr="Diagrama generado a partir de Mermaid" title="Diagrama"/>
+            <wp:docPr id="4" name="diagrama" descr="Diagrama generado a partir de Mermaid" title="Diagrama"/>
             <wp:cNvGraphicFramePr>
               <a:graphicFrameLocks xmlns:a="http://schemas.openxmlformats.org/drawingml/2006/main" noChangeAspect="1"/>
             </wp:cNvGraphicFramePr>
@@ -5339,7 +5375,7 @@
         </w:numPr>
         <w:spacing w:after="40"/>
       </w:pPr>
-      <w:hyperlink w:history="1" r:id="rIdg4attaonrg42hq3xs3ma7">
+      <w:hyperlink w:history="1" r:id="rIdqyvob9maqrr2-hn2c7qp8">
         <w:r>
           <w:rPr>
             <w:color w:val="1D4ED8"/>
@@ -5358,7 +5394,7 @@
         </w:numPr>
         <w:spacing w:after="40"/>
       </w:pPr>
-      <w:hyperlink w:history="1" r:id="rIdwrmt6uvd6j3qhdwoy2n_l">
+      <w:hyperlink w:history="1" r:id="rId3pcj_lcgnqx_m1r6obqm3">
         <w:r>
           <w:rPr>
             <w:color w:val="1D4ED8"/>
@@ -5377,7 +5413,7 @@
         </w:numPr>
         <w:spacing w:after="40"/>
       </w:pPr>
-      <w:hyperlink w:history="1" r:id="rIdr6fkrlo9x6xmgpt_u5x0-">
+      <w:hyperlink w:history="1" r:id="rId9btfx5c3yxe0bi9it3owg">
         <w:r>
           <w:rPr>
             <w:color w:val="1D4ED8"/>
@@ -5396,7 +5432,7 @@
         </w:numPr>
         <w:spacing w:after="40"/>
       </w:pPr>
-      <w:hyperlink w:history="1" r:id="rIdwhnprqsm2_05xen_mmd22">
+      <w:hyperlink w:history="1" r:id="rIdisryjcns34lcthywelv6z">
         <w:r>
           <w:rPr>
             <w:color w:val="1D4ED8"/>
@@ -5506,7 +5542,7 @@
         </w:numPr>
         <w:spacing w:after="40"/>
       </w:pPr>
-      <w:hyperlink w:history="1" r:id="rIdckenbsummpriznrigqi5u">
+      <w:hyperlink w:history="1" r:id="rIdj5kctbqpixmydjp2k3wul">
         <w:r>
           <w:rPr>
             <w:color w:val="1D4ED8"/>
@@ -5518,7 +5554,7 @@
       <w:r>
         <w:t xml:space="preserve"> · </w:t>
       </w:r>
-      <w:hyperlink w:history="1" r:id="rIdrb6x_xhmqyqrop6n6jbtj">
+      <w:hyperlink w:history="1" r:id="rId44_z4j04ewmjevsbba8t5">
         <w:r>
           <w:rPr>
             <w:color w:val="1D4ED8"/>
@@ -5530,7 +5566,7 @@
       <w:r>
         <w:t xml:space="preserve"> · </w:t>
       </w:r>
-      <w:hyperlink w:history="1" r:id="rIddjv-fkx4fgvpghobswhfe">
+      <w:hyperlink w:history="1" r:id="rIdr7jamrktby97pwqlfcm3a">
         <w:r>
           <w:rPr>
             <w:color w:val="1D4ED8"/>
@@ -5549,7 +5585,7 @@
         </w:numPr>
         <w:spacing w:after="40"/>
       </w:pPr>
-      <w:hyperlink w:history="1" r:id="rIde5pwkasirg5pgcsp-49wo">
+      <w:hyperlink w:history="1" r:id="rIdtmmtahemlziyoageivvx_">
         <w:r>
           <w:rPr>
             <w:color w:val="1D4ED8"/>
@@ -5561,7 +5597,7 @@
       <w:r>
         <w:t xml:space="preserve"> (flujo de navegación previo) · </w:t>
       </w:r>
-      <w:hyperlink w:history="1" r:id="rIdu5woomerywxfbkomaxlpe">
+      <w:hyperlink w:history="1" r:id="rId4aifekf1zgpus_jbounes">
         <w:r>
           <w:rPr>
             <w:color w:val="1D4ED8"/>
@@ -5580,7 +5616,7 @@
         </w:numPr>
         <w:spacing w:after="40"/>
       </w:pPr>
-      <w:hyperlink w:history="1" r:id="rIdjtzxy8dl34hriepcncl3i">
+      <w:hyperlink w:history="1" r:id="rIdqtv2olg3r6ox6z6mxymku">
         <w:r>
           <w:rPr>
             <w:color w:val="1D4ED8"/>
